--- a/ML_System_Design/ML_SD_M16_LLM_System_Design.docx
+++ b/ML_System_Design/ML_SD_M16_LLM_System_Design.docx
@@ -1140,7 +1140,7 @@
       <w:r>
         <w:drawing>
           <wp:inline>
-            <wp:extent cx="5334000" cy="2750170"/>
+            <wp:extent cx="5727700" cy="2953159"/>
             <wp:effectExtent b="0" l="0" r="0" t="0"/>
             <wp:docPr descr="LLM basics: text is split into tokens; the context window bounds input plus output tokens; embeddings map text to vectors; providers bill per input and output token." title="" id="11" name="Picture"/>
             <a:graphic>
@@ -1161,7 +1161,7 @@
                   <pic:spPr bwMode="auto">
                     <a:xfrm>
                       <a:off x="0" y="0"/>
-                      <a:ext cx="5334000" cy="2750170"/>
+                      <a:ext cx="5727700" cy="2953159"/>
                     </a:xfrm>
                     <a:prstGeom prst="rect">
                       <a:avLst/>
@@ -1524,164 +1524,31 @@
     </w:p>
     <w:p>
       <w:pPr>
-        <w:pStyle w:val="BodyText"/>
-      </w:pPr>
-      <m:oMathPara>
-        <m:oMathParaPr>
-          <m:jc m:val="center"/>
-        </m:oMathParaPr>
-        <m:oMath>
-          <m:r>
-            <m:rPr>
-              <m:nor/>
-              <m:sty m:val="p"/>
-            </m:rPr>
-            <m:t>cost</m:t>
-          </m:r>
-          <m:r>
-            <m:rPr>
-              <m:sty m:val="p"/>
-            </m:rPr>
-            <m:t>=</m:t>
-          </m:r>
-          <m:r>
-            <m:t>3600</m:t>
-          </m:r>
-          <m:r>
-            <m:rPr>
-              <m:sty m:val="p"/>
-            </m:rPr>
-            <m:t>×</m:t>
-          </m:r>
-          <m:f>
-            <m:fPr>
-              <m:type m:val="bar"/>
-            </m:fPr>
-            <m:num>
-              <m:r>
-                <m:rPr>
-                  <m:sty m:val="p"/>
-                </m:rPr>
-                <m:t>$</m:t>
-              </m:r>
-              <m:r>
-                <m:t>3</m:t>
-              </m:r>
-            </m:num>
-            <m:den>
-              <m:sSup>
-                <m:e>
-                  <m:r>
-                    <m:t>10</m:t>
-                  </m:r>
-                </m:e>
-                <m:sup>
-                  <m:r>
-                    <m:t>6</m:t>
-                  </m:r>
-                </m:sup>
-              </m:sSup>
-            </m:den>
-          </m:f>
-          <m:r>
-            <m:rPr>
-              <m:sty m:val="p"/>
-            </m:rPr>
-            <m:t>+</m:t>
-          </m:r>
-          <m:r>
-            <m:t>400</m:t>
-          </m:r>
-          <m:r>
-            <m:rPr>
-              <m:sty m:val="p"/>
-            </m:rPr>
-            <m:t>×</m:t>
-          </m:r>
-          <m:f>
-            <m:fPr>
-              <m:type m:val="bar"/>
-            </m:fPr>
-            <m:num>
-              <m:r>
-                <m:rPr>
-                  <m:sty m:val="p"/>
-                </m:rPr>
-                <m:t>$</m:t>
-              </m:r>
-              <m:r>
-                <m:t>15</m:t>
-              </m:r>
-            </m:num>
-            <m:den>
-              <m:sSup>
-                <m:e>
-                  <m:r>
-                    <m:t>10</m:t>
-                  </m:r>
-                </m:e>
-                <m:sup>
-                  <m:r>
-                    <m:t>6</m:t>
-                  </m:r>
-                </m:sup>
-              </m:sSup>
-            </m:den>
-          </m:f>
-          <m:r>
-            <m:rPr>
-              <m:sty m:val="p"/>
-            </m:rPr>
-            <m:t>=</m:t>
-          </m:r>
-          <m:r>
-            <m:rPr>
-              <m:sty m:val="p"/>
-            </m:rPr>
-            <m:t>$</m:t>
-          </m:r>
-          <m:r>
-            <m:t>0.0108</m:t>
-          </m:r>
-          <m:r>
-            <m:rPr>
-              <m:sty m:val="p"/>
-            </m:rPr>
-            <m:t>+</m:t>
-          </m:r>
-          <m:r>
-            <m:rPr>
-              <m:sty m:val="p"/>
-            </m:rPr>
-            <m:t>$</m:t>
-          </m:r>
-          <m:r>
-            <m:t>0.0060</m:t>
-          </m:r>
-          <m:r>
-            <m:rPr>
-              <m:sty m:val="p"/>
-            </m:rPr>
-            <m:t>=</m:t>
-          </m:r>
-          <m:r>
-            <m:rPr>
-              <m:sty m:val="p"/>
-            </m:rPr>
-            <m:t>$</m:t>
-          </m:r>
-          <m:r>
-            <m:t>0.0168</m:t>
-          </m:r>
-          <m:r>
-            <m:rPr>
-              <m:nor/>
-              <m:sty m:val="p"/>
-            </m:rPr>
-            <m:t> per request.</m:t>
-          </m:r>
-        </m:oMath>
-      </m:oMathPara>
+        <w:pStyle w:val="BlockText"/>
+      </w:pPr>
+      <w:r>
+        <w:rPr>
+          <w:b/>
+          <w:bCs/>
+        </w:rPr>
+        <w:t xml:space="preserve">cost</w:t>
+      </w:r>
+      <w:r>
+        <w:t xml:space="preserve"> </w:t>
+      </w:r>
+      <w:r>
+        <w:t xml:space="preserve">= 3,600 × ($3 / 1M) + 400 × ($15 / 1M) = $0.0108 + $0.0060 =</w:t>
+      </w:r>
+      <w:r>
+        <w:t xml:space="preserve"> </w:t>
+      </w:r>
+      <w:r>
+        <w:rPr>
+          <w:b/>
+          <w:bCs/>
+        </w:rPr>
+        <w:t xml:space="preserve">$0.0168 per request.</w:t>
+      </w:r>
     </w:p>
     <w:p>
       <w:pPr>
@@ -2204,7 +2071,7 @@
       <w:r>
         <w:drawing>
           <wp:inline>
-            <wp:extent cx="5334000" cy="2750170"/>
+            <wp:extent cx="5727700" cy="2953159"/>
             <wp:effectExtent b="0" l="0" r="0" t="0"/>
             <wp:docPr descr="Decision framework: start with prompting, add RAG for fresh or private knowledge, fine-tune for behaviour and format, and pre-train only for a new domain from scratch." title="" id="20" name="Picture"/>
             <a:graphic>
@@ -2225,7 +2092,7 @@
                   <pic:spPr bwMode="auto">
                     <a:xfrm>
                       <a:off x="0" y="0"/>
-                      <a:ext cx="5334000" cy="2750170"/>
+                      <a:ext cx="5727700" cy="2953159"/>
                     </a:xfrm>
                     <a:prstGeom prst="rect">
                       <a:avLst/>
@@ -3298,7 +3165,7 @@
       <w:r>
         <w:drawing>
           <wp:inline>
-            <wp:extent cx="5334000" cy="2617741"/>
+            <wp:extent cx="5727700" cy="2810955"/>
             <wp:effectExtent b="0" l="0" r="0" t="0"/>
             <wp:docPr descr="RAG end-to-end: offline we chunk documents, embed them, and build a vector index; online we embed the query, retrieve top-k, re-rank, and generate a grounded answer with citations." title="" id="30" name="Picture"/>
             <a:graphic>
@@ -3319,7 +3186,7 @@
                   <pic:spPr bwMode="auto">
                     <a:xfrm>
                       <a:off x="0" y="0"/>
-                      <a:ext cx="5334000" cy="2617741"/>
+                      <a:ext cx="5727700" cy="2810955"/>
                     </a:xfrm>
                     <a:prstGeom prst="rect">
                       <a:avLst/>
@@ -4588,7 +4455,7 @@
       <w:r>
         <w:drawing>
           <wp:inline>
-            <wp:extent cx="5334000" cy="2750170"/>
+            <wp:extent cx="5727700" cy="2953159"/>
             <wp:effectExtent b="0" l="0" r="0" t="0"/>
             <wp:docPr descr="Hybrid search: run dense (embedding) and sparse (BM25) retrieval in parallel, fuse the scores, and optionally rewrite the query or generate a hypothetical answer (HyDE) first." title="" id="40" name="Picture"/>
             <a:graphic>
@@ -4609,7 +4476,7 @@
                   <pic:spPr bwMode="auto">
                     <a:xfrm>
                       <a:off x="0" y="0"/>
-                      <a:ext cx="5334000" cy="2750170"/>
+                      <a:ext cx="5727700" cy="2953159"/>
                     </a:xfrm>
                     <a:prstGeom prst="rect">
                       <a:avLst/>
@@ -5592,7 +5459,7 @@
       <w:r>
         <w:drawing>
           <wp:inline>
-            <wp:extent cx="5334000" cy="2399332"/>
+            <wp:extent cx="5727700" cy="2576426"/>
             <wp:effectExtent b="0" l="0" r="0" t="0"/>
             <wp:docPr descr="ANN indexes: HNSW builds a navigable small-world graph, IVF clusters vectors into cells, PQ compresses vectors to save memory, and ScaNN/FAISS are libraries combining these." title="" id="49" name="Picture"/>
             <a:graphic>
@@ -5613,7 +5480,7 @@
                   <pic:spPr bwMode="auto">
                     <a:xfrm>
                       <a:off x="0" y="0"/>
-                      <a:ext cx="5334000" cy="2399332"/>
+                      <a:ext cx="5727700" cy="2576426"/>
                     </a:xfrm>
                     <a:prstGeom prst="rect">
                       <a:avLst/>
@@ -7224,7 +7091,7 @@
       <w:r>
         <w:drawing>
           <wp:inline>
-            <wp:extent cx="5334000" cy="2471043"/>
+            <wp:extent cx="5727700" cy="2653430"/>
             <wp:effectExtent b="0" l="0" r="0" t="0"/>
             <wp:docPr descr="Fine-tuning options: full fine-tuning updates all weights; LoRA freezes the base and trains small low-rank adapters; QLoRA does LoRA on a 4-bit quantized base to fit on one GPU." title="" id="61" name="Picture"/>
             <a:graphic>
@@ -7245,7 +7112,7 @@
                   <pic:spPr bwMode="auto">
                     <a:xfrm>
                       <a:off x="0" y="0"/>
-                      <a:ext cx="5334000" cy="2471043"/>
+                      <a:ext cx="5727700" cy="2653430"/>
                     </a:xfrm>
                     <a:prstGeom prst="rect">
                       <a:avLst/>
@@ -8009,7 +7876,7 @@
       <w:r>
         <w:drawing>
           <wp:inline>
-            <wp:extent cx="5334000" cy="2393544"/>
+            <wp:extent cx="5727700" cy="2570210"/>
             <wp:effectExtent b="0" l="0" r="0" t="0"/>
             <wp:docPr descr="LLM inference optimizations: KV cache reuses past attention, continuous batching packs requests, paged attention manages KV memory, speculative decoding drafts ahead, quantization shrinks weights, tensor parallelism splits the model across GPUs." title="" id="69" name="Picture"/>
             <a:graphic>
@@ -8030,7 +7897,7 @@
                   <pic:spPr bwMode="auto">
                     <a:xfrm>
                       <a:off x="0" y="0"/>
-                      <a:ext cx="5334000" cy="2393544"/>
+                      <a:ext cx="5727700" cy="2570210"/>
                     </a:xfrm>
                     <a:prstGeom prst="rect">
                       <a:avLst/>
@@ -9127,7 +8994,7 @@
       <w:r>
         <w:drawing>
           <wp:inline>
-            <wp:extent cx="5334000" cy="2563627"/>
+            <wp:extent cx="5727700" cy="2752848"/>
             <wp:effectExtent b="0" l="0" r="0" t="0"/>
             <wp:docPr descr="Cost optimization: cache repeated prompts and prefixes, route easy queries to a small model and hard ones to a large model, and distill a large model into a cheaper small one." title="" id="79" name="Picture"/>
             <a:graphic>
@@ -9148,7 +9015,7 @@
                   <pic:spPr bwMode="auto">
                     <a:xfrm>
                       <a:off x="0" y="0"/>
-                      <a:ext cx="5334000" cy="2563627"/>
+                      <a:ext cx="5727700" cy="2752848"/>
                     </a:xfrm>
                     <a:prstGeom prst="rect">
                       <a:avLst/>
@@ -9506,196 +9373,14 @@
         <w:t xml:space="preserve"> </w:t>
       </w:r>
       <w:r>
-        <w:t xml:space="preserve">model 10× cheaper. New daily cost ≈</w:t>
-      </w:r>
-      <w:r>
-        <w:t xml:space="preserve"> </w:t>
-      </w:r>
-      <m:oMath>
-        <m:r>
-          <m:t>0.4</m:t>
-        </m:r>
-        <m:r>
-          <m:rPr>
-            <m:sty m:val="p"/>
-          </m:rPr>
-          <m:t>×</m:t>
-        </m:r>
-        <m:r>
-          <m:t>0</m:t>
-        </m:r>
-        <m:r>
-          <m:rPr>
-            <m:sty m:val="p"/>
-          </m:rPr>
-          <m:t>+</m:t>
-        </m:r>
-        <m:r>
-          <m:t>0.6</m:t>
-        </m:r>
-        <m:r>
-          <m:rPr>
-            <m:sty m:val="p"/>
-          </m:rPr>
-          <m:t>×</m:t>
-        </m:r>
-        <m:r>
-          <m:rPr>
-            <m:sty m:val="p"/>
-          </m:rPr>
-          <m:t>[</m:t>
-        </m:r>
-        <m:r>
-          <m:t>0.7</m:t>
-        </m:r>
-        <m:r>
-          <m:rPr>
-            <m:sty m:val="p"/>
-          </m:rPr>
-          <m:t>×</m:t>
-        </m:r>
-        <m:r>
-          <m:rPr>
-            <m:sty m:val="p"/>
-          </m:rPr>
-          <m:t>(</m:t>
-        </m:r>
-        <m:r>
-          <m:rPr>
-            <m:sty m:val="p"/>
-          </m:rPr>
-          <m:t>$</m:t>
-        </m:r>
-        <m:r>
-          <m:t>0.0168</m:t>
-        </m:r>
-        <m:r>
-          <m:rPr>
-            <m:sty m:val="p"/>
-          </m:rPr>
-          <m:t>/</m:t>
-        </m:r>
-        <m:r>
-          <m:t>10</m:t>
-        </m:r>
-        <m:r>
-          <m:rPr>
-            <m:sty m:val="p"/>
-          </m:rPr>
-          <m:t>)</m:t>
-        </m:r>
-        <m:r>
-          <m:rPr>
-            <m:sty m:val="p"/>
-          </m:rPr>
-          <m:t>+</m:t>
-        </m:r>
-        <m:r>
-          <m:t>0.3</m:t>
-        </m:r>
-        <m:r>
-          <m:rPr>
-            <m:sty m:val="p"/>
-          </m:rPr>
-          <m:t>×</m:t>
-        </m:r>
-        <m:r>
-          <m:rPr>
-            <m:sty m:val="p"/>
-          </m:rPr>
-          <m:t>$</m:t>
-        </m:r>
-        <m:r>
-          <m:t>0.0168</m:t>
-        </m:r>
-        <m:r>
-          <m:rPr>
-            <m:sty m:val="p"/>
-          </m:rPr>
-          <m:t>]</m:t>
-        </m:r>
-        <m:r>
-          <m:rPr>
-            <m:sty m:val="p"/>
-          </m:rPr>
-          <m:t>×</m:t>
-        </m:r>
-        <m:sSup>
-          <m:e>
-            <m:r>
-              <m:t>10</m:t>
-            </m:r>
-          </m:e>
-          <m:sup>
-            <m:r>
-              <m:t>6</m:t>
-            </m:r>
-          </m:sup>
-        </m:sSup>
-        <m:r>
-          <m:rPr>
-            <m:sty m:val="p"/>
-          </m:rPr>
-          <m:t>≈</m:t>
-        </m:r>
-        <m:r>
-          <m:rPr>
-            <m:sty m:val="p"/>
-          </m:rPr>
-          <m:t>$</m:t>
-        </m:r>
-        <m:r>
-          <m:t>0.6</m:t>
-        </m:r>
-        <m:r>
-          <m:rPr>
-            <m:sty m:val="p"/>
-          </m:rPr>
-          <m:t>×</m:t>
-        </m:r>
-        <m:r>
-          <m:rPr>
-            <m:sty m:val="p"/>
-          </m:rPr>
-          <m:t>(</m:t>
-        </m:r>
-        <m:r>
-          <m:rPr>
-            <m:sty m:val="p"/>
-          </m:rPr>
-          <m:t>$</m:t>
-        </m:r>
-        <m:r>
-          <m:t>1176</m:t>
-        </m:r>
-        <m:r>
-          <m:rPr>
-            <m:sty m:val="p"/>
-          </m:rPr>
-          <m:t>+</m:t>
-        </m:r>
-        <m:r>
-          <m:rPr>
-            <m:sty m:val="p"/>
-          </m:rPr>
-          <m:t>$</m:t>
-        </m:r>
-        <m:r>
-          <m:t>5040</m:t>
-        </m:r>
-        <m:r>
-          <m:rPr>
-            <m:sty m:val="p"/>
-          </m:rPr>
-          <m:t>)</m:t>
-        </m:r>
-        <m:r>
-          <m:rPr>
-            <m:sty m:val="p"/>
-          </m:rPr>
-          <m:t>≈</m:t>
-        </m:r>
-      </m:oMath>
+        <w:t xml:space="preserve">model 10× cheaper. New daily cost ≈ 0.4 × $0 + 0.6 × [0.7 × ($0.0168 / 10)</w:t>
+      </w:r>
+      <w:r>
+        <w:t xml:space="preserve"> </w:t>
+      </w:r>
+      <w:r>
+        <w:t xml:space="preserve">+ 0.3 × $0.0168] × 1M ≈ 0.6 × ($1,176 + $5,040) ≈</w:t>
+      </w:r>
       <w:r>
         <w:t xml:space="preserve"> </w:t>
       </w:r>
@@ -9958,7 +9643,7 @@
       <w:r>
         <w:drawing>
           <wp:inline>
-            <wp:extent cx="5334000" cy="2645664"/>
+            <wp:extent cx="5727700" cy="2840939"/>
             <wp:effectExtent b="0" l="0" r="0" t="0"/>
             <wp:docPr descr="Enterprise RAG worked design: seven steps from requirements through data and chunking, embedding and indexing, hybrid retrieval and re-ranking, grounded generation, guardrails, and evaluation and monitoring." title="" id="87" name="Picture"/>
             <a:graphic>
@@ -9979,7 +9664,7 @@
                   <pic:spPr bwMode="auto">
                     <a:xfrm>
                       <a:off x="0" y="0"/>
-                      <a:ext cx="5334000" cy="2645664"/>
+                      <a:ext cx="5727700" cy="2840939"/>
                     </a:xfrm>
                     <a:prstGeom prst="rect">
                       <a:avLst/>
@@ -10802,7 +10487,7 @@
       <w:r>
         <w:drawing>
           <wp:inline>
-            <wp:extent cx="5334000" cy="2750170"/>
+            <wp:extent cx="5727700" cy="2953159"/>
             <wp:effectExtent b="0" l="0" r="0" t="0"/>
             <wp:docPr descr="Guardrails layer: input filters catch prompt injection and PII, policy checks constrain behaviour, and output filters block PII leakage, secrets, and toxic or unsafe content." title="" id="92" name="Picture"/>
             <a:graphic>
@@ -10823,7 +10508,7 @@
                   <pic:spPr bwMode="auto">
                     <a:xfrm>
                       <a:off x="0" y="0"/>
-                      <a:ext cx="5334000" cy="2750170"/>
+                      <a:ext cx="5727700" cy="2953159"/>
                     </a:xfrm>
                     <a:prstGeom prst="rect">
                       <a:avLst/>
@@ -11255,7 +10940,7 @@
       <w:r>
         <w:drawing>
           <wp:inline>
-            <wp:extent cx="5334000" cy="2701494"/>
+            <wp:extent cx="5727700" cy="2900890"/>
             <wp:effectExtent b="0" l="0" r="0" t="0"/>
             <wp:docPr descr="Agents: an LLM plans, chooses tools, calls them, observes results, and loops; memory persists state; multiple agents can collaborate; MCP standardizes tool/data connections." title="" id="96" name="Picture"/>
             <a:graphic>
@@ -11276,7 +10961,7 @@
                   <pic:spPr bwMode="auto">
                     <a:xfrm>
                       <a:off x="0" y="0"/>
-                      <a:ext cx="5334000" cy="2701494"/>
+                      <a:ext cx="5727700" cy="2900890"/>
                     </a:xfrm>
                     <a:prstGeom prst="rect">
                       <a:avLst/>
@@ -15320,6 +15005,8 @@
       <w:footnotePr>
         <w:numRestart w:val="eachSect"/>
       </w:footnotePr>
+      <w:pgSz w:h="16838" w:w="11906"/>
+      <w:pgMar w:bottom="1440" w:footer="720" w:gutter="0" w:header="720" w:left="1440" w:right="1440" w:top="1440"/>
     </w:sectPr>
   </w:body>
 </w:document>
